--- a/tillsyn/A 4724-2024 tillsynsbegäran.docx
+++ b/tillsyn/A 4724-2024 tillsynsbegäran.docx
@@ -546,7 +546,7 @@
     <w:r>
       <w:tab/>
       <w:tab/>
-      <w:t>2026-06-18</w:t>
+      <w:t>2026-06-19</w:t>
       <w:br/>
       <w:br/>
     </w:r>

--- a/tillsyn/A 4724-2024 tillsynsbegäran.docx
+++ b/tillsyn/A 4724-2024 tillsynsbegäran.docx
@@ -546,7 +546,7 @@
     <w:r>
       <w:tab/>
       <w:tab/>
-      <w:t>2026-06-19</w:t>
+      <w:t>2026-06-20</w:t>
       <w:br/>
       <w:br/>
     </w:r>

--- a/tillsyn/A 4724-2024 tillsynsbegäran.docx
+++ b/tillsyn/A 4724-2024 tillsynsbegäran.docx
@@ -12,10 +12,7 @@
     </w:p>
     <w:p>
       <w:r>
-        <w:t>Detta dokument behandlar höga naturvärden i avverkningsanmälan A 4724-2024 i Flens kommun som inkom 2024-02-06 och omfattar 2,2 ha.</w:t>
-      </w:r>
-      <w:r>
-        <w:t xml:space="preserve"> I Figur 1 visas fyndplatser för naturvårdsarter i området, som finns registrerade på Artportalen.</w:t>
+        <w:t>Denna tillsynsbegäran behandlar höga naturvärden i avverkningsanmälan A 4724-2024 i Flens kommun som inkom 2024-02-06 och omfattar 2,2 ha.</w:t>
       </w:r>
     </w:p>
     <w:p>
@@ -25,7 +22,7 @@
       <w:r>
         <w:drawing>
           <wp:inline xmlns:a="http://schemas.openxmlformats.org/drawingml/2006/main" xmlns:pic="http://schemas.openxmlformats.org/drawingml/2006/picture">
-            <wp:extent cx="5244639" cy="5688000"/>
+            <wp:extent cx="5277833" cy="5724000"/>
             <wp:docPr id="1" name="Picture 1"/>
             <wp:cNvGraphicFramePr>
               <a:graphicFrameLocks noChangeAspect="1"/>
@@ -46,7 +43,7 @@
                   <pic:spPr>
                     <a:xfrm>
                       <a:off x="0" y="0"/>
-                      <a:ext cx="5244639" cy="5688000"/>
+                      <a:ext cx="5277833" cy="5724000"/>
                     </a:xfrm>
                     <a:prstGeom prst="rect"/>
                   </pic:spPr>
@@ -63,7 +60,20 @@
         <w:spacing w:after="240"/>
       </w:pPr>
       <w:r>
-        <w:t>Figur 1. Fyndplatser för naturvårdsarter inom 24 meter från avverkningsanmälan (röd linje). Inom parentes anges rödlistekategorier, S för signalarter, Tför typiska arter och fridlysningsparagrafer i artskyddsförordningen.Markörer utan svart kant är placerade på fyndplatsen. Markörer med svart kant är placerade vid sidan av fyndplatsen och har ett svart streck som visar fyndplatsens exakta position. Kartans mittpunktskoordinat är N 6550453, E 587372 i SWEREF 99 TM.</w:t>
+        <w:t>Figur 1. Fyndplatser för naturvårdsarter inom 24 meter från avverkningsanmälan. Markörer utan svart kant är placerade på fyndplatsen. Markörer med svart kant är placerade vid sidan av fyndplatsen har ett svart streck som visar fyndplatsens exakta position. Kartans mittpunktskoordinat är N 6550453, E 587372 i SWEREF 99 TM.</w:t>
+      </w:r>
+    </w:p>
+    <w:p>
+      <w:r>
+        <w:t>Inom 24 meter från avverkningsanmälan finns fynd av 18 naturvårdsarter, varav 8 är rödlistade, 17 är fridlysta och 2 är typiska (T): grönfink (VU, §4), igelkott (VU), stare (VU, §4), tornseglare (VU, §4), entita (NT, T, §4), gulsparv (NT, §4), sädesärla (NT, §4), talltita (NT, §4), bergfink (T, §4), gröngöling (§4), grönsiska (§4), kråka (§4), röd glada (§4), svartvit flugsnappare (§4), trana (§4), trädlärka (§4), törnskata (§4) och ärtsångare (§4). Se Figur 1.</w:t>
+      </w:r>
+    </w:p>
+    <w:p>
+      <w:pPr>
+        <w:pStyle w:val="Heading1"/>
+      </w:pPr>
+      <w:r>
+        <w:t>Tillsynsbegäran</w:t>
       </w:r>
     </w:p>
     <w:p>
@@ -77,53 +87,58 @@
       </w:r>
     </w:p>
     <w:p>
-      <w:r>
-        <w:t>Nedan beskrivs fynd av naturvårdsarter och fridlysta arter som gjorts i det avverkningsanmälda området. I BILAGA 1 finns artfakta om fridlysta arter.</w:t>
-      </w:r>
-    </w:p>
-    <w:p>
       <w:pPr>
         <w:pStyle w:val="Heading1"/>
       </w:pPr>
       <w:r>
-        <w:t>Naturvårdsarter</w:t>
+        <w:t>Naturvårdsarter och fridlysta arter</w:t>
       </w:r>
     </w:p>
     <w:p>
       <w:r>
-        <w:t>Inom 24 meter från avverkningsanmälan har följande 18 naturvårdsarter hittats: grönfink (VU, §4), igelkott (VU), stare (VU, §4), tornseglare (VU, §4), entita (NT, T, §4), gulsparv (NT, §4), sädesärla (NT, §4), talltita (NT, §4), bergfink (T, §4), gröngöling (§4), grönsiska (§4), kråka (§4), röd glada (§4), svartvit flugsnappare (§4), trana (§4), trädlärka (§4), törnskata (§4) och ärtsångare (§4). Av dessa är 8 rödlistade. För rödlistade arter har rödlistekategorin angivits inom parentes. Typiska arter inom Natura 2000 som är kopplade till skogsekosystem har markerats med (T). För fridlysta arter anges även paragrafen i Artskyddsförordningen som arten är fridlyst enligt.</w:t>
+        <w:t>Nedan följer beskrivningar av de naturvårdsarter och fridlysta arter som har sina livsmiljöer och växtplatser i den avverkningsanmälda skogen. Se även ytterligare artfakta i BILAGA 1. De påträffade naturvårdsarterna är ett tydligt kvitto på att det rör sig om en skog med höga naturvärden.</w:t>
       </w:r>
     </w:p>
     <w:p>
       <w:r>
-        <w:t>De påträffade naturvårdsarterna är ett tydligt kvitto på att det rör sig om en skog med höga naturvärden.</w:t>
+        <w:rPr>
+          <w:b/>
+        </w:rPr>
+        <w:t>Tornseglare (VU, §4)</w:t>
       </w:r>
-    </w:p>
-    <w:p>
-      <w:pPr>
-        <w:pStyle w:val="Heading2"/>
-      </w:pPr>
       <w:r>
-        <w:t>Fridlysta arter</w:t>
+        <w:t xml:space="preserve"> har minskat med 40 (30–50) % under de senaste 24 åren och minskningstakten överstiger gränsvärdet för sårbar (VU). Tornseglaren är en typisk hålhäckare som numera huvudsakligen är knuten till mänsklig bebyggelse. En mindre andel av beståndet häckar i mer ursprungliga miljöer, i första hand i gamla hackspetthål (främst spillkråkehål) och andra typer av håligheter i träd, men även i klippskrevor. I de inre delarna av de två nordligaste länen (Lappland) häckar den huvudsakligen i ren skogsmiljö, framförallt i gammal gles tallskog. För de tornseglare som häckar i träd i Norrlands inland har situationen sannolikt försämrats till följd av minskad mängd hålträd och av stora arealer tät produktionsskog. När arten förekommer i sluten skog handlar det ofta om skyddsvärda skogsmiljöer med äldre tallskog av naturskogskaraktär (SLU Artdatabanken, 2026; Skogsstyrelsen, 2016).</w:t>
       </w:r>
     </w:p>
     <w:p>
       <w:r>
-        <w:t>Följande fridlysta arter har sina livsmiljöer och växtplatser i den avverkningsanmälda skogen: grönfink (VU, §4), stare (VU, §4), tornseglare (VU, §4), entita (NT, T, §4), gulsparv (NT, §4), sädesärla (NT, §4), talltita (NT, §4), bergfink (T, §4), gröngöling (§4), grönsiska (§4), kråka (§4), röd glada (§4), svartvit flugsnappare (§4), trana (§4), trädlärka (§4), törnskata (§4) och ärtsångare (§4).</w:t>
+        <w:rPr>
+          <w:b/>
+        </w:rPr>
+        <w:t>Entita (NT, §4)</w:t>
+      </w:r>
+      <w:r>
+        <w:t xml:space="preserve">, rödlistad som nära hotad och prioriterad art i Skogsvårdslagen, har häckningsrevir i anmälan. Minskningstakten innevarande 10-årsperiod beräknas till 20 (10–30) % och bedöms vara nära gränsvärdet för Sårbar (VU). Entitan är ortstrogen och reviret är i genomsnitt omkring 5 hektar, ibland uppåt 20 hektar stort. Entitan är en utpräglad lövskogsfågel som föredrar flerskiktade, gärna högvuxna skogar med inslag av äldre träd och välutvecklat buskskikt. Även alkärr med videsnår hör till de miljöer som utnyttjas. Arten häckar ofta i skogar som är svagt eller inte alls påverkade av skogsbruk, ofta rör det sig om värdekärnor med höga naturvärden. Entitan missgynnas av konventionellt skogsbruk och dess ortstrohet och dåliga spridningsförmåga gör den känslig för fragmentering. Entita är typisk art för </w:t>
+      </w:r>
+      <w:r>
+        <w:rPr>
+          <w:i/>
+        </w:rPr>
+        <w:t>9080 Lövsumpskog</w:t>
+      </w:r>
+      <w:r>
+        <w:t xml:space="preserve"> (Skogsstyrelsen, 2016, SLU Artdatabanken, 2021).</w:t>
       </w:r>
     </w:p>
     <w:p>
       <w:r>
-        <w:t xml:space="preserve">Observera att medlemsländerna är skyldiga att agera i enlighet med EU:s fågeldirektiv där det uttryckligen står att direktivet gäller för fåglar samt för deras ägg, bon och </w:t>
-      </w:r>
-      <w:r>
         <w:rPr>
           <w:b/>
         </w:rPr>
-        <w:t xml:space="preserve">livsmiljöer </w:t>
+        <w:t>Talltita (NT, §4)</w:t>
       </w:r>
       <w:r>
-        <w:t>(artikel 1). Vidare att de åtgärder som vidtas inte får leda till en försämring av den nuvarande situationen beträffande bevarandet av de fågelarter som avses i artikel 1 (artikel 13). Fågeldirektivet är styrande för tillsynsansvariga myndigheters ärendehantering, ställningstaganden och beslutsfattande.</w:t>
+        <w:t>, rödlistad som nära hotad och prioriterad art i Skogsvårdslagen, har häckningsrevir i anmälan. Arten har minskat kraftigt de senaste 30 åren och minskningstakten innevarande 10-årsperiod beräknas till 20 (10–30) %. Talltitan är synnerligen trogen sitt cirka 15 hektar stora revir och är beroende av flerskiktade olikåldriga skogar för att kunna föda upp sina ungar. Talltitan försvinner om dess livsmiljö kalavverkas (Eggers &amp; Low, 2014; Ekman, 1979; Griesser et al, 2007; Klein, 2020; Siffczyk et al, 2003; SLU Artdatabanken, 2021).</w:t>
       </w:r>
     </w:p>
     <w:p>
@@ -151,26 +166,6 @@
         <w:rPr>
           <w:b/>
         </w:rPr>
-        <w:t>Entita (NT, §4)</w:t>
-      </w:r>
-      <w:r>
-        <w:t xml:space="preserve">, rödlistad som nära hotad och prioriterad art i Skogsvårdslagen, har häckningsrevir i anmälan. Minskningstakten innevarande 10-årsperiod beräknas till 20 (10–30) % och bedöms vara nära gränsvärdet för Sårbar (VU). Entitan är ortstrogen och reviret är i genomsnitt omkring 5 hektar, ibland uppåt 20 hektar stort. Entitan är en utpräglad lövskogsfågel som föredrar flerskiktade, gärna högvuxna skogar med inslag av äldre träd och välutvecklat buskskikt. Även alkärr med videsnår hör till de miljöer som utnyttjas. Arten häckar ofta i skogar som är svagt eller inte alls påverkade av skogsbruk, ofta rör det sig om värdekärnor med höga naturvärden. Entitan missgynnas av konventionellt skogsbruk och dess ortstrohet och dåliga spridningsförmåga gör den känslig för fragmentering. Entita är typisk art för </w:t>
-      </w:r>
-      <w:r>
-        <w:rPr>
-          <w:i/>
-        </w:rPr>
-        <w:t>9080 Lövsumpskog</w:t>
-      </w:r>
-      <w:r>
-        <w:t xml:space="preserve"> (Skogsstyrelsen, 2016, SLU Artdatabanken, 2021).</w:t>
-      </w:r>
-    </w:p>
-    <w:p>
-      <w:r>
-        <w:rPr>
-          <w:b/>
-        </w:rPr>
         <w:t>Röd glada (§4)</w:t>
       </w:r>
       <w:r>
@@ -178,38 +173,25 @@
       </w:r>
     </w:p>
     <w:p>
+      <w:pPr>
+        <w:pStyle w:val="Heading1"/>
+      </w:pPr>
+      <w:r>
+        <w:t>EU:s fågeldirektiv</w:t>
+      </w:r>
+    </w:p>
+    <w:p>
+      <w:r>
+        <w:t xml:space="preserve">Europeiska unionens medlemsländer är skyldiga att agera i enlighet med EU:s fågeldirektiv där det uttryckligen står att direktivet gäller för fåglar samt för deras ägg, bon och </w:t>
+      </w:r>
       <w:r>
         <w:rPr>
           <w:b/>
         </w:rPr>
-        <w:t>Talltita (NT, §4)</w:t>
+        <w:t xml:space="preserve">livsmiljöer </w:t>
       </w:r>
       <w:r>
-        <w:t>, rödlistad som nära hotad och prioriterad art i Skogsvårdslagen, har häckningsrevir i anmälan. Arten har minskat kraftigt de senaste 30 åren och minskningstakten innevarande 10-årsperiod beräknas till 20 (10–30) %. Talltitan är synnerligen trogen sitt cirka 15 hektar stora revir och är beroende av flerskiktade olikåldriga skogar för att kunna föda upp sina ungar. Talltitan försvinner om dess livsmiljö kalavverkas (Eggers &amp; Low, 2014; Ekman, 1979; Griesser et al, 2007; Klein, 2020; Siffczyk et al, 2003; SLU Artdatabanken, 2021).</w:t>
-      </w:r>
-    </w:p>
-    <w:p>
-      <w:r>
-        <w:rPr>
-          <w:b/>
-        </w:rPr>
-        <w:t>Tornseglare (VU, §4)</w:t>
-      </w:r>
-      <w:r>
-        <w:t xml:space="preserve"> har minskat med 40 (30–50) % under de senaste 24 åren och minskningstakten överstiger gränsvärdet för sårbar (VU). Tornseglaren är en typisk hålhäckare som numera huvudsakligen är knuten till mänsklig bebyggelse. En mindre andel av beståndet häckar i mer ursprungliga miljöer, i första hand i gamla hackspetthål (främst spillkråkehål) och andra typer av håligheter i träd, men även i klippskrevor. I de inre delarna av de två nordligaste länen (Lappland) häckar den huvudsakligen i ren skogsmiljö, framförallt i gammal gles tallskog. För de tornseglare som häckar i träd i Norrlands inland har situationen sannolikt försämrats till följd av minskad mängd hålträd och av stora arealer tät produktionsskog. När arten förekommer i sluten skog handlar det ofta om skyddsvärda skogsmiljöer med äldre tallskog av naturskogskaraktär (SLU Artdatabanken, 2026; Skogsstyrelsen, 2016).</w:t>
-      </w:r>
-    </w:p>
-    <w:p>
-      <w:r>
-        <w:t>I BILAGA 1 finns mer detaljerad information om ekologi samt krav på livsmiljö hos fridlysta arter.</w:t>
-      </w:r>
-    </w:p>
-    <w:p>
-      <w:pPr>
-        <w:pStyle w:val="Heading2"/>
-      </w:pPr>
-      <w:r>
-        <w:t>Övriga naturvårdsarter</w:t>
+        <w:t>(artikel 1). Vidare att de åtgärder som vidtas inte får leda till en försämring av den nuvarande situationen beträffande bevarandet av de fågelarter som avses i artikel 1 (artikel 13). Fågeldirektivet är styrande för tillsynsansvariga myndigheters ärendehantering, ställningstaganden och beslutsfattande.</w:t>
       </w:r>
     </w:p>
     <w:p>
@@ -546,7 +528,7 @@
     <w:r>
       <w:tab/>
       <w:tab/>
-      <w:t>2026-06-20</w:t>
+      <w:t>2026-06-21</w:t>
       <w:br/>
       <w:br/>
     </w:r>

--- a/tillsyn/A 4724-2024 tillsynsbegäran.docx
+++ b/tillsyn/A 4724-2024 tillsynsbegäran.docx
@@ -528,7 +528,7 @@
     <w:r>
       <w:tab/>
       <w:tab/>
-      <w:t>2026-06-21</w:t>
+      <w:t>2026-06-22</w:t>
       <w:br/>
       <w:br/>
     </w:r>

--- a/tillsyn/A 4724-2024 tillsynsbegäran.docx
+++ b/tillsyn/A 4724-2024 tillsynsbegäran.docx
@@ -528,7 +528,7 @@
     <w:r>
       <w:tab/>
       <w:tab/>
-      <w:t>2026-06-22</w:t>
+      <w:t>2026-06-23</w:t>
       <w:br/>
       <w:br/>
     </w:r>

--- a/tillsyn/A 4724-2024 tillsynsbegäran.docx
+++ b/tillsyn/A 4724-2024 tillsynsbegäran.docx
@@ -528,7 +528,7 @@
     <w:r>
       <w:tab/>
       <w:tab/>
-      <w:t>2026-06-23</w:t>
+      <w:t>2026-06-24</w:t>
       <w:br/>
       <w:br/>
     </w:r>

--- a/tillsyn/A 4724-2024 tillsynsbegäran.docx
+++ b/tillsyn/A 4724-2024 tillsynsbegäran.docx
@@ -528,7 +528,7 @@
     <w:r>
       <w:tab/>
       <w:tab/>
-      <w:t>2026-06-24</w:t>
+      <w:t>2026-06-25</w:t>
       <w:br/>
       <w:br/>
     </w:r>

--- a/tillsyn/A 4724-2024 tillsynsbegäran.docx
+++ b/tillsyn/A 4724-2024 tillsynsbegäran.docx
@@ -528,7 +528,7 @@
     <w:r>
       <w:tab/>
       <w:tab/>
-      <w:t>2026-06-25</w:t>
+      <w:t>2026-06-26</w:t>
       <w:br/>
       <w:br/>
     </w:r>

--- a/tillsyn/A 4724-2024 tillsynsbegäran.docx
+++ b/tillsyn/A 4724-2024 tillsynsbegäran.docx
@@ -528,7 +528,7 @@
     <w:r>
       <w:tab/>
       <w:tab/>
-      <w:t>2026-06-26</w:t>
+      <w:t>2026-06-27</w:t>
       <w:br/>
       <w:br/>
     </w:r>

--- a/tillsyn/A 4724-2024 tillsynsbegäran.docx
+++ b/tillsyn/A 4724-2024 tillsynsbegäran.docx
@@ -528,7 +528,7 @@
     <w:r>
       <w:tab/>
       <w:tab/>
-      <w:t>2026-06-27</w:t>
+      <w:t>2026-06-28</w:t>
       <w:br/>
       <w:br/>
     </w:r>

--- a/tillsyn/A 4724-2024 tillsynsbegäran.docx
+++ b/tillsyn/A 4724-2024 tillsynsbegäran.docx
@@ -528,7 +528,7 @@
     <w:r>
       <w:tab/>
       <w:tab/>
-      <w:t>2026-06-28</w:t>
+      <w:t>2026-06-29</w:t>
       <w:br/>
       <w:br/>
     </w:r>

--- a/tillsyn/A 4724-2024 tillsynsbegäran.docx
+++ b/tillsyn/A 4724-2024 tillsynsbegäran.docx
@@ -528,7 +528,7 @@
     <w:r>
       <w:tab/>
       <w:tab/>
-      <w:t>2026-06-29</w:t>
+      <w:t>2026-06-30</w:t>
       <w:br/>
       <w:br/>
     </w:r>

--- a/tillsyn/A 4724-2024 tillsynsbegäran.docx
+++ b/tillsyn/A 4724-2024 tillsynsbegäran.docx
@@ -528,7 +528,7 @@
     <w:r>
       <w:tab/>
       <w:tab/>
-      <w:t>2026-06-30</w:t>
+      <w:t>2026-07-01</w:t>
       <w:br/>
       <w:br/>
     </w:r>

--- a/tillsyn/A 4724-2024 tillsynsbegäran.docx
+++ b/tillsyn/A 4724-2024 tillsynsbegäran.docx
@@ -528,7 +528,7 @@
     <w:r>
       <w:tab/>
       <w:tab/>
-      <w:t>2026-07-01</w:t>
+      <w:t>2026-07-02</w:t>
       <w:br/>
       <w:br/>
     </w:r>

--- a/tillsyn/A 4724-2024 tillsynsbegäran.docx
+++ b/tillsyn/A 4724-2024 tillsynsbegäran.docx
@@ -528,7 +528,7 @@
     <w:r>
       <w:tab/>
       <w:tab/>
-      <w:t>2026-07-13</w:t>
+      <w:t>2026-07-14</w:t>
       <w:br/>
       <w:br/>
     </w:r>

--- a/tillsyn/A 4724-2024 tillsynsbegäran.docx
+++ b/tillsyn/A 4724-2024 tillsynsbegäran.docx
@@ -528,7 +528,7 @@
     <w:r>
       <w:tab/>
       <w:tab/>
-      <w:t>2026-07-14</w:t>
+      <w:t>2026-07-15</w:t>
       <w:br/>
       <w:br/>
     </w:r>

--- a/tillsyn/A 4724-2024 tillsynsbegäran.docx
+++ b/tillsyn/A 4724-2024 tillsynsbegäran.docx
@@ -528,7 +528,7 @@
     <w:r>
       <w:tab/>
       <w:tab/>
-      <w:t>2026-07-15</w:t>
+      <w:t>2026-07-16</w:t>
       <w:br/>
       <w:br/>
     </w:r>

--- a/tillsyn/A 4724-2024 tillsynsbegäran.docx
+++ b/tillsyn/A 4724-2024 tillsynsbegäran.docx
@@ -528,7 +528,7 @@
     <w:r>
       <w:tab/>
       <w:tab/>
-      <w:t>2026-07-16</w:t>
+      <w:t>2026-07-17</w:t>
       <w:br/>
       <w:br/>
     </w:r>

--- a/tillsyn/A 4724-2024 tillsynsbegäran.docx
+++ b/tillsyn/A 4724-2024 tillsynsbegäran.docx
@@ -528,7 +528,7 @@
     <w:r>
       <w:tab/>
       <w:tab/>
-      <w:t>2026-07-17</w:t>
+      <w:t>2026-07-18</w:t>
       <w:br/>
       <w:br/>
     </w:r>

--- a/tillsyn/A 4724-2024 tillsynsbegäran.docx
+++ b/tillsyn/A 4724-2024 tillsynsbegäran.docx
@@ -528,7 +528,7 @@
     <w:r>
       <w:tab/>
       <w:tab/>
-      <w:t>2026-07-18</w:t>
+      <w:t>2026-07-19</w:t>
       <w:br/>
       <w:br/>
     </w:r>

--- a/tillsyn/A 4724-2024 tillsynsbegäran.docx
+++ b/tillsyn/A 4724-2024 tillsynsbegäran.docx
@@ -528,7 +528,7 @@
     <w:r>
       <w:tab/>
       <w:tab/>
-      <w:t>2026-07-19</w:t>
+      <w:t>2026-07-20</w:t>
       <w:br/>
       <w:br/>
     </w:r>

--- a/tillsyn/A 4724-2024 tillsynsbegäran.docx
+++ b/tillsyn/A 4724-2024 tillsynsbegäran.docx
@@ -528,7 +528,7 @@
     <w:r>
       <w:tab/>
       <w:tab/>
-      <w:t>2026-07-20</w:t>
+      <w:t>2026-07-21</w:t>
       <w:br/>
       <w:br/>
     </w:r>

--- a/tillsyn/A 4724-2024 tillsynsbegäran.docx
+++ b/tillsyn/A 4724-2024 tillsynsbegäran.docx
@@ -528,7 +528,7 @@
     <w:r>
       <w:tab/>
       <w:tab/>
-      <w:t>2026-07-21</w:t>
+      <w:t>2026-07-22</w:t>
       <w:br/>
       <w:br/>
     </w:r>

--- a/tillsyn/A 4724-2024 tillsynsbegäran.docx
+++ b/tillsyn/A 4724-2024 tillsynsbegäran.docx
@@ -528,7 +528,7 @@
     <w:r>
       <w:tab/>
       <w:tab/>
-      <w:t>2026-07-22</w:t>
+      <w:t>2026-07-23</w:t>
       <w:br/>
       <w:br/>
     </w:r>

--- a/tillsyn/A 4724-2024 tillsynsbegäran.docx
+++ b/tillsyn/A 4724-2024 tillsynsbegäran.docx
@@ -528,7 +528,7 @@
     <w:r>
       <w:tab/>
       <w:tab/>
-      <w:t>2026-07-23</w:t>
+      <w:t>2026-07-24</w:t>
       <w:br/>
       <w:br/>
     </w:r>

--- a/tillsyn/A 4724-2024 tillsynsbegäran.docx
+++ b/tillsyn/A 4724-2024 tillsynsbegäran.docx
@@ -528,7 +528,7 @@
     <w:r>
       <w:tab/>
       <w:tab/>
-      <w:t>2026-07-24</w:t>
+      <w:t>2026-07-25</w:t>
       <w:br/>
       <w:br/>
     </w:r>

--- a/tillsyn/A 4724-2024 tillsynsbegäran.docx
+++ b/tillsyn/A 4724-2024 tillsynsbegäran.docx
@@ -528,7 +528,7 @@
     <w:r>
       <w:tab/>
       <w:tab/>
-      <w:t>2026-07-25</w:t>
+      <w:t>2026-07-26</w:t>
       <w:br/>
       <w:br/>
     </w:r>

--- a/tillsyn/A 4724-2024 tillsynsbegäran.docx
+++ b/tillsyn/A 4724-2024 tillsynsbegäran.docx
@@ -528,7 +528,7 @@
     <w:r>
       <w:tab/>
       <w:tab/>
-      <w:t>2026-07-26</w:t>
+      <w:t>2026-07-27</w:t>
       <w:br/>
       <w:br/>
     </w:r>

--- a/tillsyn/A 4724-2024 tillsynsbegäran.docx
+++ b/tillsyn/A 4724-2024 tillsynsbegäran.docx
@@ -528,7 +528,7 @@
     <w:r>
       <w:tab/>
       <w:tab/>
-      <w:t>2026-07-27</w:t>
+      <w:t>2026-07-28</w:t>
       <w:br/>
       <w:br/>
     </w:r>

--- a/tillsyn/A 4724-2024 tillsynsbegäran.docx
+++ b/tillsyn/A 4724-2024 tillsynsbegäran.docx
@@ -528,7 +528,7 @@
     <w:r>
       <w:tab/>
       <w:tab/>
-      <w:t>2026-07-28</w:t>
+      <w:t>2026-07-29</w:t>
       <w:br/>
       <w:br/>
     </w:r>

--- a/tillsyn/A 4724-2024 tillsynsbegäran.docx
+++ b/tillsyn/A 4724-2024 tillsynsbegäran.docx
@@ -528,7 +528,7 @@
     <w:r>
       <w:tab/>
       <w:tab/>
-      <w:t>2026-07-29</w:t>
+      <w:t>2026-07-30</w:t>
       <w:br/>
       <w:br/>
     </w:r>

--- a/tillsyn/A 4724-2024 tillsynsbegäran.docx
+++ b/tillsyn/A 4724-2024 tillsynsbegäran.docx
@@ -528,7 +528,7 @@
     <w:r>
       <w:tab/>
       <w:tab/>
-      <w:t>2026-07-30</w:t>
+      <w:t>2026-07-31</w:t>
       <w:br/>
       <w:br/>
     </w:r>

--- a/tillsyn/A 4724-2024 tillsynsbegäran.docx
+++ b/tillsyn/A 4724-2024 tillsynsbegäran.docx
@@ -528,7 +528,7 @@
     <w:r>
       <w:tab/>
       <w:tab/>
-      <w:t>2026-07-31</w:t>
+      <w:t>2026-08-01</w:t>
       <w:br/>
       <w:br/>
     </w:r>

--- a/tillsyn/A 4724-2024 tillsynsbegäran.docx
+++ b/tillsyn/A 4724-2024 tillsynsbegäran.docx
@@ -528,7 +528,7 @@
     <w:r>
       <w:tab/>
       <w:tab/>
-      <w:t>2026-08-01</w:t>
+      <w:t>2026-08-02</w:t>
       <w:br/>
       <w:br/>
     </w:r>

--- a/tillsyn/A 4724-2024 tillsynsbegäran.docx
+++ b/tillsyn/A 4724-2024 tillsynsbegäran.docx
@@ -528,7 +528,7 @@
     <w:r>
       <w:tab/>
       <w:tab/>
-      <w:t>2026-08-02</w:t>
+      <w:t>2026-08-03</w:t>
       <w:br/>
       <w:br/>
     </w:r>

--- a/tillsyn/A 4724-2024 tillsynsbegäran.docx
+++ b/tillsyn/A 4724-2024 tillsynsbegäran.docx
@@ -528,7 +528,7 @@
     <w:r>
       <w:tab/>
       <w:tab/>
-      <w:t>2026-08-03</w:t>
+      <w:t>2026-08-05</w:t>
       <w:br/>
       <w:br/>
     </w:r>

--- a/tillsyn/A 4724-2024 tillsynsbegäran.docx
+++ b/tillsyn/A 4724-2024 tillsynsbegäran.docx
@@ -528,7 +528,7 @@
     <w:r>
       <w:tab/>
       <w:tab/>
-      <w:t>2026-08-05</w:t>
+      <w:t>2026-08-07</w:t>
       <w:br/>
       <w:br/>
     </w:r>

--- a/tillsyn/A 4724-2024 tillsynsbegäran.docx
+++ b/tillsyn/A 4724-2024 tillsynsbegäran.docx
@@ -528,7 +528,7 @@
     <w:r>
       <w:tab/>
       <w:tab/>
-      <w:t>2026-08-07</w:t>
+      <w:t>2026-08-08</w:t>
       <w:br/>
       <w:br/>
     </w:r>

--- a/tillsyn/A 4724-2024 tillsynsbegäran.docx
+++ b/tillsyn/A 4724-2024 tillsynsbegäran.docx
@@ -60,7 +60,7 @@
         <w:spacing w:after="240"/>
       </w:pPr>
       <w:r>
-        <w:t>Figur 1. Fyndplatser för naturvårdsarter inom 24 meter från avverkningsanmälan. Markörer utan svart kant är placerade på fyndplatsen. Markörer med svart kant är placerade vid sidan av fyndplatsen har ett svart streck som visar fyndplatsens exakta position. Kartans mittpunktskoordinat är N 6550453, E 587372 i SWEREF 99 TM.</w:t>
+        <w:t>Figur 1. Fyndplatser för naturvårdsarter inom 24 meter från avverkningsanmälan. Markörer utan svart kant är placerade på fyndplatsen. Markörer med svart kant är placerade vid sidan av fyndplatsen och har ett svart streck som visar fyndplatsens exakta position. Kartans mittpunktskoordinat är N 6550453, E 587372 i SWEREF 99 TM.</w:t>
       </w:r>
     </w:p>
     <w:p>
@@ -528,7 +528,7 @@
     <w:r>
       <w:tab/>
       <w:tab/>
-      <w:t>2026-08-14</w:t>
+      <w:t>2026-08-15</w:t>
       <w:br/>
       <w:br/>
     </w:r>

--- a/tillsyn/A 4724-2024 tillsynsbegäran.docx
+++ b/tillsyn/A 4724-2024 tillsynsbegäran.docx
@@ -528,7 +528,7 @@
     <w:r>
       <w:tab/>
       <w:tab/>
-      <w:t>2026-08-15</w:t>
+      <w:t>2026-08-16</w:t>
       <w:br/>
       <w:br/>
     </w:r>

--- a/tillsyn/A 4724-2024 tillsynsbegäran.docx
+++ b/tillsyn/A 4724-2024 tillsynsbegäran.docx
@@ -528,7 +528,7 @@
     <w:r>
       <w:tab/>
       <w:tab/>
-      <w:t>2026-08-16</w:t>
+      <w:t>2026-08-17</w:t>
       <w:br/>
       <w:br/>
     </w:r>

--- a/tillsyn/A 4724-2024 tillsynsbegäran.docx
+++ b/tillsyn/A 4724-2024 tillsynsbegäran.docx
@@ -528,7 +528,7 @@
     <w:r>
       <w:tab/>
       <w:tab/>
-      <w:t>2026-08-17</w:t>
+      <w:t>2026-08-18</w:t>
       <w:br/>
       <w:br/>
     </w:r>

--- a/tillsyn/A 4724-2024 tillsynsbegäran.docx
+++ b/tillsyn/A 4724-2024 tillsynsbegäran.docx
@@ -528,7 +528,7 @@
     <w:r>
       <w:tab/>
       <w:tab/>
-      <w:t>2026-08-18</w:t>
+      <w:t>2026-08-19</w:t>
       <w:br/>
       <w:br/>
     </w:r>

--- a/tillsyn/A 4724-2024 tillsynsbegäran.docx
+++ b/tillsyn/A 4724-2024 tillsynsbegäran.docx
@@ -528,7 +528,7 @@
     <w:r>
       <w:tab/>
       <w:tab/>
-      <w:t>2026-08-19</w:t>
+      <w:t>2026-08-20</w:t>
       <w:br/>
       <w:br/>
     </w:r>

--- a/tillsyn/A 4724-2024 tillsynsbegäran.docx
+++ b/tillsyn/A 4724-2024 tillsynsbegäran.docx
@@ -528,7 +528,7 @@
     <w:r>
       <w:tab/>
       <w:tab/>
-      <w:t>2026-08-20</w:t>
+      <w:t>2026-08-21</w:t>
       <w:br/>
       <w:br/>
     </w:r>

--- a/tillsyn/A 4724-2024 tillsynsbegäran.docx
+++ b/tillsyn/A 4724-2024 tillsynsbegäran.docx
@@ -528,7 +528,7 @@
     <w:r>
       <w:tab/>
       <w:tab/>
-      <w:t>2026-08-21</w:t>
+      <w:t>2026-08-22</w:t>
       <w:br/>
       <w:br/>
     </w:r>

--- a/tillsyn/A 4724-2024 tillsynsbegäran.docx
+++ b/tillsyn/A 4724-2024 tillsynsbegäran.docx
@@ -528,7 +528,7 @@
     <w:r>
       <w:tab/>
       <w:tab/>
-      <w:t>2026-08-22</w:t>
+      <w:t>2026-08-23</w:t>
       <w:br/>
       <w:br/>
     </w:r>

--- a/tillsyn/A 4724-2024 tillsynsbegäran.docx
+++ b/tillsyn/A 4724-2024 tillsynsbegäran.docx
@@ -528,7 +528,7 @@
     <w:r>
       <w:tab/>
       <w:tab/>
-      <w:t>2026-08-23</w:t>
+      <w:t>2026-08-24</w:t>
       <w:br/>
       <w:br/>
     </w:r>

--- a/tillsyn/A 4724-2024 tillsynsbegäran.docx
+++ b/tillsyn/A 4724-2024 tillsynsbegäran.docx
@@ -528,7 +528,7 @@
     <w:r>
       <w:tab/>
       <w:tab/>
-      <w:t>2026-08-24</w:t>
+      <w:t>2026-08-25</w:t>
       <w:br/>
       <w:br/>
     </w:r>

--- a/tillsyn/A 4724-2024 tillsynsbegäran.docx
+++ b/tillsyn/A 4724-2024 tillsynsbegäran.docx
@@ -528,7 +528,7 @@
     <w:r>
       <w:tab/>
       <w:tab/>
-      <w:t>2026-08-25</w:t>
+      <w:t>2026-08-26</w:t>
       <w:br/>
       <w:br/>
     </w:r>

--- a/tillsyn/A 4724-2024 tillsynsbegäran.docx
+++ b/tillsyn/A 4724-2024 tillsynsbegäran.docx
@@ -528,7 +528,7 @@
     <w:r>
       <w:tab/>
       <w:tab/>
-      <w:t>2026-08-26</w:t>
+      <w:t>2026-08-27</w:t>
       <w:br/>
       <w:br/>
     </w:r>

--- a/tillsyn/A 4724-2024 tillsynsbegäran.docx
+++ b/tillsyn/A 4724-2024 tillsynsbegäran.docx
@@ -528,7 +528,7 @@
     <w:r>
       <w:tab/>
       <w:tab/>
-      <w:t>2026-08-27</w:t>
+      <w:t>2026-08-28</w:t>
       <w:br/>
       <w:br/>
     </w:r>

--- a/tillsyn/A 4724-2024 tillsynsbegäran.docx
+++ b/tillsyn/A 4724-2024 tillsynsbegäran.docx
@@ -528,7 +528,7 @@
     <w:r>
       <w:tab/>
       <w:tab/>
-      <w:t>2026-08-28</w:t>
+      <w:t>2026-08-29</w:t>
       <w:br/>
       <w:br/>
     </w:r>

--- a/tillsyn/A 4724-2024 tillsynsbegäran.docx
+++ b/tillsyn/A 4724-2024 tillsynsbegäran.docx
@@ -528,7 +528,7 @@
     <w:r>
       <w:tab/>
       <w:tab/>
-      <w:t>2026-08-29</w:t>
+      <w:t>2026-08-31</w:t>
       <w:br/>
       <w:br/>
     </w:r>

--- a/tillsyn/A 4724-2024 tillsynsbegäran.docx
+++ b/tillsyn/A 4724-2024 tillsynsbegäran.docx
@@ -528,7 +528,7 @@
     <w:r>
       <w:tab/>
       <w:tab/>
-      <w:t>2026-08-31</w:t>
+      <w:t>2026-09-01</w:t>
       <w:br/>
       <w:br/>
     </w:r>

--- a/tillsyn/A 4724-2024 tillsynsbegäran.docx
+++ b/tillsyn/A 4724-2024 tillsynsbegäran.docx
@@ -528,7 +528,7 @@
     <w:r>
       <w:tab/>
       <w:tab/>
-      <w:t>2026-09-01</w:t>
+      <w:t>2026-09-02</w:t>
       <w:br/>
       <w:br/>
     </w:r>

--- a/tillsyn/A 4724-2024 tillsynsbegäran.docx
+++ b/tillsyn/A 4724-2024 tillsynsbegäran.docx
@@ -528,7 +528,7 @@
     <w:r>
       <w:tab/>
       <w:tab/>
-      <w:t>2026-09-02</w:t>
+      <w:t>2026-09-03</w:t>
       <w:br/>
       <w:br/>
     </w:r>

--- a/tillsyn/A 4724-2024 tillsynsbegäran.docx
+++ b/tillsyn/A 4724-2024 tillsynsbegäran.docx
@@ -528,7 +528,7 @@
     <w:r>
       <w:tab/>
       <w:tab/>
-      <w:t>2026-09-03</w:t>
+      <w:t>2026-09-04</w:t>
       <w:br/>
       <w:br/>
     </w:r>

--- a/tillsyn/A 4724-2024 tillsynsbegäran.docx
+++ b/tillsyn/A 4724-2024 tillsynsbegäran.docx
@@ -528,7 +528,7 @@
     <w:r>
       <w:tab/>
       <w:tab/>
-      <w:t>2026-09-04</w:t>
+      <w:t>2026-09-05</w:t>
       <w:br/>
       <w:br/>
     </w:r>

--- a/tillsyn/A 4724-2024 tillsynsbegäran.docx
+++ b/tillsyn/A 4724-2024 tillsynsbegäran.docx
@@ -528,7 +528,7 @@
     <w:r>
       <w:tab/>
       <w:tab/>
-      <w:t>2026-09-05</w:t>
+      <w:t>2026-09-06</w:t>
       <w:br/>
       <w:br/>
     </w:r>

--- a/tillsyn/A 4724-2024 tillsynsbegäran.docx
+++ b/tillsyn/A 4724-2024 tillsynsbegäran.docx
@@ -528,7 +528,7 @@
     <w:r>
       <w:tab/>
       <w:tab/>
-      <w:t>2026-09-06</w:t>
+      <w:t>2026-09-07</w:t>
       <w:br/>
       <w:br/>
     </w:r>

--- a/tillsyn/A 4724-2024 tillsynsbegäran.docx
+++ b/tillsyn/A 4724-2024 tillsynsbegäran.docx
@@ -528,7 +528,7 @@
     <w:r>
       <w:tab/>
       <w:tab/>
-      <w:t>2026-09-07</w:t>
+      <w:t>2026-09-08</w:t>
       <w:br/>
       <w:br/>
     </w:r>

--- a/tillsyn/A 4724-2024 tillsynsbegäran.docx
+++ b/tillsyn/A 4724-2024 tillsynsbegäran.docx
@@ -528,7 +528,7 @@
     <w:r>
       <w:tab/>
       <w:tab/>
-      <w:t>2026-09-08</w:t>
+      <w:t>2026-09-09</w:t>
       <w:br/>
       <w:br/>
     </w:r>

--- a/tillsyn/A 4724-2024 tillsynsbegäran.docx
+++ b/tillsyn/A 4724-2024 tillsynsbegäran.docx
@@ -528,7 +528,7 @@
     <w:r>
       <w:tab/>
       <w:tab/>
-      <w:t>2026-09-09</w:t>
+      <w:t>2026-09-10</w:t>
       <w:br/>
       <w:br/>
     </w:r>

--- a/tillsyn/A 4724-2024 tillsynsbegäran.docx
+++ b/tillsyn/A 4724-2024 tillsynsbegäran.docx
@@ -528,7 +528,7 @@
     <w:r>
       <w:tab/>
       <w:tab/>
-      <w:t>2026-09-10</w:t>
+      <w:t>2026-09-11</w:t>
       <w:br/>
       <w:br/>
     </w:r>

--- a/tillsyn/A 4724-2024 tillsynsbegäran.docx
+++ b/tillsyn/A 4724-2024 tillsynsbegäran.docx
@@ -528,7 +528,7 @@
     <w:r>
       <w:tab/>
       <w:tab/>
-      <w:t>2026-09-11</w:t>
+      <w:t>2026-09-12</w:t>
       <w:br/>
       <w:br/>
     </w:r>
